--- a/data/ai_paras/AI_para_80.docx
+++ b/data/ai_paras/AI_para_80.docx
@@ -4,7 +4,7 @@
   <w:body>
     <w:p>
       <w:r>
-        <w:t>Carla Harris exemplifies the delicate balance between professional obligations and personal passions, crafting a career that is both successful and fulfilling. Her involvement in gospel singing and motivational speaking serves as a testament to her ability to harmonize diverse interests with her corporate responsibilities. This blend of pursuits not only enriches her personal life but also enhances her professional persona, allowing her to connect with others on a deeper level. By integrating these aspects into her career, Harris demonstrates how personal passions can complement and even enhance professional achievements, fostering a holistic approach to career fulfillment. This multifaceted strategy not only highlights her versatility but also underscores her commitment to authenticity and personal growth, both of which are crucial elements in her professional journey (Ref-u314378).</w:t>
+        <w:t>Carla Harris's professional journey is propelled by a relentless drive for excellence, the cultivation of authenticity, and a profound commitment to impactful mentoring. Her motivation transcends mere personal achievement; it is intricately linked to her desire to inspire and uplift women and minorities within the corporate sphere. Harris's approach emphasizes authentic leadership, where she encourages individuals to bring their true selves to the workplace, fostering a culture of inclusivity and innovation. This ethos not only enhances the work environment but also supports her broader goal of effecting meaningful change in society, particularly for underrepresented groups. According to research on the challenges faced by African-American women, such as those Harris has navigated, mentoring can be a pivotal strategy in overcoming systemic barriers (Ref-s405644), illustrating the far-reaching impact of her motivations.</w:t>
       </w:r>
     </w:p>
     <w:sectPr>
